--- a/640/term-project/Jorgensen_DSC640_Milestone4.docx
+++ b/640/term-project/Jorgensen_DSC640_Milestone4.docx
@@ -87,7 +87,7 @@
       </w:pPr>
       <w:r>
         <w:rPr/>
-        <w:t>I analyzed the U.S. Department of Labor's National Database of Childcare Prices: 34,567 county-year records covering all 3,144 U.S. counties from 2008 to 2018, across 227 fields spanning childcare prices, household income, unemployment, and female labor-force participation. Prices are full-time weekly rates, split by setting (center versus family childcare home) and by child age. I anchored the analysis on one ratio: annualized center-based infant care divided by median household income. That ratio carried into all three mediums.</w:t>
+        <w:t>I analyzed the U.S. Department of Labor's National Database of Childcare Prices (NDCP): 34,567 county-year records covering all 3,144 U.S. counties from 2008 to 2018, across 227 fields spanning childcare prices, household income, unemployment, and female labor-force participation. Prices are full-time weekly rates, split by setting (center versus family childcare home) and by child age. I anchored the analysis on one ratio: annualized center-based infant care divided by median household income. That single ratio is what all three mediums are built on.</w:t>
       </w:r>
     </w:p>
     <w:p>
@@ -108,7 +108,7 @@
       </w:pPr>
       <w:r>
         <w:rPr/>
-        <w:t>One number organizes everything: the typical county spends 15.9% of its median household income on center-based infant care, against a federal affordability benchmark of 7%. Across 23,593 reporting county-years, 99.9% exceed that benchmark and 59.3% top 15%. Two premiums compound the squeeze: infant care runs about 18% above preschool, and a center costs about 26% more than a home-based provider, so the priciest option arrives when a family is youngest. Adjusted for inflation, infant prices still climbed 9.2% in real terms over the decade. Massachusetts (23.9%), California (22.2%), Alaska, Hawaii, and Vermont all clear 21% of income, while the “cheapest” states only look affordable because incomes there are low.</w:t>
+        <w:t>One number organizes everything: the typical county spends 15.9% of its median household income on center-based infant care, against a federal affordability benchmark of 7%. Across 23,593 reporting county-years, 99.9% exceed that benchmark and 59.3% top 15%. Two premiums compound the squeeze: infant care runs about 18% above preschool, and a center costs about 26% more than a home-based provider, so the priciest option arrives when a family is youngest. Adjusted for inflation, infant prices still climbed 9.2% in real terms over the decade. Massachusetts (23.9%), California (22.2%), Alaska (21.9%), Hawaii (21.7%), and Vermont (21.2%) all clear 21% of income, while the “cheapest” states only look affordable because incomes there are low.</w:t>
       </w:r>
     </w:p>
     <w:p>
@@ -150,7 +150,7 @@
       </w:pPr>
       <w:r>
         <w:rPr/>
-        <w:t>Whether published prices are sticker rates or subsidized net costs; how the one-third of counties with suppressed prices differ from those that report; and whether “infant” age bands align across state licensing definitions. I would confirm each state's collection methodology before presenting the ranking as a true ranking.</w:t>
+        <w:t>Three questions remain open: whether published prices are sticker rates or subsidized net costs, how the one-third of counties with suppressed prices differ from those that report, and whether “infant” age bands align across state licensing definitions. I would confirm each state's collection methodology before presenting the ranking as a true ranking.</w:t>
       </w:r>
     </w:p>
     <w:p>
@@ -224,7 +224,7 @@
       </w:r>
       <w:r>
         <w:rPr/>
-        <w:t>leads with the 15.9%-versus-7% affordability gap and the compounding premiums, sized to live in a briefing folder and to survive a black-and-white copier.</w:t>
+        <w:t>leads with the 15.9%-versus-7% affordability gap and the compounding premiums, sized to live in a briefing folder and to survive a black-and-white copier. Its three figures are a bullet chart, a waffle chart, and a dumbbell chart, chosen because each reads in a single pass and holds up in grayscale.</w:t>
       </w:r>
     </w:p>
     <w:p>
@@ -248,7 +248,7 @@
           <w:b w:val="false"/>
           <w:bCs w:val="false"/>
         </w:rPr>
-        <w:t>browser-based; a reader clicks their own county and sees its burden, real-price trend, and rank within the state. Local specificity is what this audience needs.</w:t>
+        <w:t>browser-based; a reader clicks their own county and sees its burden, its real-price trend, and its rank within the state. Local specificity is what this audience needs. Its three figures are the county choropleth, a three-line real-price trend that sets the county against its state and the nation, and a linked scatter of price against local income. The choropleth appears here and nowhere else in the package.</w:t>
       </w:r>
     </w:p>
     <w:p>
@@ -272,7 +272,7 @@
       </w:r>
       <w:r>
         <w:rPr/>
-        <w:t>op-ed length, walking a non-technical reader through the finding and naming the methodological caveats honestly in their own panel.</w:t>
+        <w:t>op-ed length, walking a non-technical reader through the finding and naming the methodological caveats honestly in their own panel. Its three figures are a slope chart of price rank against burden rank, a ridgeline showing the burden distribution drifting year by year, and threshold lines counting the counties above 10, 15, and 20% of income.</w:t>
       </w:r>
     </w:p>
     <w:p>
@@ -292,7 +292,7 @@
       </w:pPr>
       <w:r>
         <w:rPr/>
-        <w:t>All three mediums share one visual system so they read as a single package. Color is a single sequential teal ramp carrying magnitude on every map and bar, with one reserved terracotta accent used only for the 7% benchmark, the highlighted county, and section ticks. Because color is sequential and never categorical, the charts stay colorblind- and grayscale-safe, and the benchmark is marked by position as well as hue. A serif carries headline numbers, a neutral sans the body. Sizing follows importance: one hero number per medium, three stat cards, and the most area to the map, because geography is where the reader finds themselves.</w:t>
+        <w:t>All three mediums share one visual system so they read as a single package. Color is a single sequential teal ramp carrying magnitude on every map, bar, and ridge, with one reserved terracotta accent used only for the 7% benchmark, the highlighted county, and section ticks. Because color is sequential and never categorical, the charts stay colorblind- and grayscale-safe, and the benchmark is marked by position as well as hue. Merriweather carries the headline numbers and titles; Source Sans 3 carries the body copy and every chart label. What the mediums do not share is the figures themselves. Each one has its own set of three, matched to how that medium is read: marks that survive a photocopier for print, marks that reward hovering and pinning on screen, and marks that can carry an argument inside a column of text. Nine figures in total, and none of them appears twice.</w:t>
       </w:r>
     </w:p>
     <w:p>
@@ -322,7 +322,7 @@
       </w:pPr>
       <w:r>
         <w:rPr/>
-        <w:t>Legal and regulatory guidelines: the NDCP is public federal data from the DOL Women's Bureau, aggregated to county level with no personally identifiable information, so no privacy regime such as HIPAA or FERPA applies. DOL already suppresses thin-sample cells, and I did not try to reconstruct them.</w:t>
+        <w:t>Legal and regulatory guidelines: the NDCP is public federal data from the Department of Labor's Women's Bureau, aggregated to county level with no personally identifiable information, so no privacy regime such as HIPAA or FERPA applies. The Department already suppresses thin-sample cells, and I did not try to reconstruct them.</w:t>
       </w:r>
     </w:p>
     <w:p>
@@ -332,15 +332,13 @@
       </w:pPr>
       <w:r>
         <w:rPr/>
-        <w:t xml:space="preserve">Risks from the transformations and the presentation: ×52 annualization overstates cost for part-year care. </w:t>
+        <w:t>Risks from the transformations and the presentation: ×52 annualization overstates cost for part-year care. The ratio of median price to median income describes a county, not a household, and a reader can hear “the typical county spends 15.9%” as “the typical family spends 15.9%.” Blank counties could read as cheap rather than as not reported, and a state ranking invites the “cheapest state” misreading.</w:t>
       </w:r>
       <w:r>
         <w:rPr/>
-        <w:t>M</w:t>
       </w:r>
       <w:r>
         <w:rPr/>
-        <w:t>edian price over median income ratio describes a county, not a household, and a reader can hear “the typical county spends 15.9%” as “the typical family spends 15.9%.” Blank counties could read as cheap rather than not reported, and a state ranking invites the “cheapest state” misreading.</w:t>
       </w:r>
     </w:p>
     <w:p>
@@ -350,15 +348,13 @@
       </w:pPr>
       <w:r>
         <w:rPr/>
-        <w:t xml:space="preserve">Filtering and labeling: the ~32% of county-years without published prices are excluded, and that exclusion is labeled </w:t>
+        <w:t>Filtering and labeling: the ~32% of county-years without published prices are excluded, and that exclusion is labeled in the infographic footnote, the map legend (“not reported”), and the brief's caveats panel. Reporting counties skew more populous, and I state that rather than bury it.</w:t>
       </w:r>
       <w:r>
         <w:rPr/>
-        <w:t xml:space="preserve">in </w:t>
       </w:r>
       <w:r>
         <w:rPr/>
-        <w:t>the infographic footnote, the map legend (“blank counties suppressed their prices”), and the brief's caveats panel. Reporting counties skew more populous, and I state that rather than bury it.</w:t>
       </w:r>
     </w:p>
     <w:p>
@@ -398,15 +394,13 @@
       </w:pPr>
       <w:r>
         <w:rPr/>
-        <w:t xml:space="preserve">What I would do differently: build the visual system before the charts. I made one-off EDA figures and then rebuilt them against a shared palette and type scale; starting from the system would have saved that pass. I would also settle the sticker </w:t>
+        <w:t>What I would do differently: build the visual system before the charts. I made one-off EDA figures and then rebuilt them against a shared palette and type scale; starting from the system would have saved that pass. I would also settle the sticker versus net price question early, since it bounds how strongly the claims can be worded.</w:t>
       </w:r>
       <w:r>
         <w:rPr/>
-        <w:t xml:space="preserve">vs. </w:t>
       </w:r>
       <w:r>
         <w:rPr/>
-        <w:t>net price question early, since it bounds how strongly claims can be worded.</w:t>
       </w:r>
     </w:p>
     <w:p>
